--- a/filon-backend/docs/FILON_Phase2_Affiliations.docx
+++ b/filon-backend/docs/FILON_Phase2_Affiliations.docx
@@ -878,7 +878,7 @@
                 <w:sz w:val="19"/>
                 <w:szCs w:val="19"/>
               </w:rPr>
-              <w:t xml:space="preserve">Numéro d'entreprise BCE et numéro de TVA (Belgique). Dénomination, forme juridique, adresse du siège.</w:t>
+              <w:t xml:space="preserve">BE 1016.978.286 (BCE et TVA). Entreprise individuelle, Chaussée de Stockel 406, 1150 Woluwe-Saint-Pierre.</w:t>
             </w:r>
           </w:p>
         </w:tc>
@@ -902,7 +902,7 @@
                 <w:sz w:val="19"/>
                 <w:szCs w:val="19"/>
               </w:rPr>
-              <w:t xml:space="preserve">À compléter</w:t>
+              <w:t xml:space="preserve">OK</w:t>
             </w:r>
           </w:p>
         </w:tc>
@@ -1630,7 +1630,7 @@
                 <w:sz w:val="19"/>
                 <w:szCs w:val="19"/>
               </w:rPr>
-              <w:t xml:space="preserve">[ à compléter ]</w:t>
+              <w:t xml:space="preserve">Freddy Mvogo Eloundou (entreprise individuelle)</w:t>
             </w:r>
           </w:p>
         </w:tc>
@@ -1680,7 +1680,7 @@
                 <w:sz w:val="19"/>
                 <w:szCs w:val="19"/>
               </w:rPr>
-              <w:t xml:space="preserve">[ à compléter ]</w:t>
+              <w:t xml:space="preserve">BE 1016.978.286</w:t>
             </w:r>
           </w:p>
         </w:tc>
@@ -1730,7 +1730,7 @@
                 <w:sz w:val="19"/>
                 <w:szCs w:val="19"/>
               </w:rPr>
-              <w:t xml:space="preserve">[ à compléter ]</w:t>
+              <w:t xml:space="preserve">BE 1016.978.286</w:t>
             </w:r>
           </w:p>
         </w:tc>
@@ -1780,7 +1780,7 @@
                 <w:sz w:val="19"/>
                 <w:szCs w:val="19"/>
               </w:rPr>
-              <w:t xml:space="preserve">[ à compléter ] — Bruxelles, Belgique</w:t>
+              <w:t xml:space="preserve">Chaussée de Stockel 406, 1150 Woluwe-Saint-Pierre, Belgique</w:t>
             </w:r>
           </w:p>
         </w:tc>

--- a/filon-backend/docs/FILON_Phase2_Affiliations.docx
+++ b/filon-backend/docs/FILON_Phase2_Affiliations.docx
@@ -952,7 +952,7 @@
                 <w:sz w:val="19"/>
                 <w:szCs w:val="19"/>
               </w:rPr>
-              <w:t xml:space="preserve">IBAN + BIC au nom de l'entité, pour recevoir les paiements de commission.</w:t>
+              <w:t xml:space="preserve">IBAN NL44 BUNQ 2201 4637 43 · BIC BUNQNL2A (bunq), au nom de Freddy Mvogo Eloundou.</w:t>
             </w:r>
           </w:p>
         </w:tc>
@@ -976,7 +976,7 @@
                 <w:sz w:val="19"/>
                 <w:szCs w:val="19"/>
               </w:rPr>
-              <w:t xml:space="preserve">À compléter</w:t>
+              <w:t xml:space="preserve">OK</w:t>
             </w:r>
           </w:p>
         </w:tc>
@@ -2106,7 +2106,7 @@
                 <w:sz w:val="19"/>
                 <w:szCs w:val="19"/>
               </w:rPr>
-              <w:t xml:space="preserve">IBAN / BIC</w:t>
+              <w:t xml:space="preserve">Titulaire du compte</w:t>
             </w:r>
           </w:p>
         </w:tc>
@@ -2130,7 +2130,7 @@
                 <w:sz w:val="19"/>
                 <w:szCs w:val="19"/>
               </w:rPr>
-              <w:t xml:space="preserve">[ à compléter ]</w:t>
+              <w:t xml:space="preserve">Freddy MVOGO ELOUNDOU</w:t>
             </w:r>
           </w:p>
         </w:tc>
@@ -2156,6 +2156,156 @@
                 <w:sz w:val="19"/>
                 <w:szCs w:val="19"/>
               </w:rPr>
+              <w:t xml:space="preserve">Banque</w:t>
+            </w:r>
+          </w:p>
+        </w:tc>
+        <w:tc>
+          <w:tcPr>
+            <w:tcW w:type="dxa" w:w="5820"/>
+            <w:shd w:fill="EEF3F8" w:color="auto" w:val="clear"/>
+            <w:tcMar>
+              <w:top w:type="dxa" w:w="60"/>
+              <w:left w:type="dxa" w:w="90"/>
+              <w:bottom w:type="dxa" w:w="60"/>
+              <w:right w:type="dxa" w:w="90"/>
+            </w:tcMar>
+          </w:tcPr>
+          <w:p>
+            <w:pPr>
+              <w:spacing w:after="40" w:line="252"/>
+            </w:pPr>
+            <w:r>
+              <w:rPr>
+                <w:sz w:val="19"/>
+                <w:szCs w:val="19"/>
+              </w:rPr>
+              <w:t xml:space="preserve">bunq</w:t>
+            </w:r>
+          </w:p>
+        </w:tc>
+      </w:tr>
+      <w:tr>
+        <w:tc>
+          <w:tcPr>
+            <w:tcW w:type="dxa" w:w="3200"/>
+            <w:shd w:fill="FFFFFF" w:color="auto" w:val="clear"/>
+            <w:tcMar>
+              <w:top w:type="dxa" w:w="60"/>
+              <w:left w:type="dxa" w:w="90"/>
+              <w:bottom w:type="dxa" w:w="60"/>
+              <w:right w:type="dxa" w:w="90"/>
+            </w:tcMar>
+          </w:tcPr>
+          <w:p>
+            <w:pPr>
+              <w:spacing w:after="40" w:line="252"/>
+            </w:pPr>
+            <w:r>
+              <w:rPr>
+                <w:sz w:val="19"/>
+                <w:szCs w:val="19"/>
+              </w:rPr>
+              <w:t xml:space="preserve">IBAN</w:t>
+            </w:r>
+          </w:p>
+        </w:tc>
+        <w:tc>
+          <w:tcPr>
+            <w:tcW w:type="dxa" w:w="5820"/>
+            <w:shd w:fill="FFFFFF" w:color="auto" w:val="clear"/>
+            <w:tcMar>
+              <w:top w:type="dxa" w:w="60"/>
+              <w:left w:type="dxa" w:w="90"/>
+              <w:bottom w:type="dxa" w:w="60"/>
+              <w:right w:type="dxa" w:w="90"/>
+            </w:tcMar>
+          </w:tcPr>
+          <w:p>
+            <w:pPr>
+              <w:spacing w:after="40" w:line="252"/>
+            </w:pPr>
+            <w:r>
+              <w:rPr>
+                <w:sz w:val="19"/>
+                <w:szCs w:val="19"/>
+              </w:rPr>
+              <w:t xml:space="preserve">NL44 BUNQ 2201 4637 43</w:t>
+            </w:r>
+          </w:p>
+        </w:tc>
+      </w:tr>
+      <w:tr>
+        <w:tc>
+          <w:tcPr>
+            <w:tcW w:type="dxa" w:w="3200"/>
+            <w:shd w:fill="EEF3F8" w:color="auto" w:val="clear"/>
+            <w:tcMar>
+              <w:top w:type="dxa" w:w="60"/>
+              <w:left w:type="dxa" w:w="90"/>
+              <w:bottom w:type="dxa" w:w="60"/>
+              <w:right w:type="dxa" w:w="90"/>
+            </w:tcMar>
+          </w:tcPr>
+          <w:p>
+            <w:pPr>
+              <w:spacing w:after="40" w:line="252"/>
+            </w:pPr>
+            <w:r>
+              <w:rPr>
+                <w:sz w:val="19"/>
+                <w:szCs w:val="19"/>
+              </w:rPr>
+              <w:t xml:space="preserve">BIC / SWIFT</w:t>
+            </w:r>
+          </w:p>
+        </w:tc>
+        <w:tc>
+          <w:tcPr>
+            <w:tcW w:type="dxa" w:w="5820"/>
+            <w:shd w:fill="EEF3F8" w:color="auto" w:val="clear"/>
+            <w:tcMar>
+              <w:top w:type="dxa" w:w="60"/>
+              <w:left w:type="dxa" w:w="90"/>
+              <w:bottom w:type="dxa" w:w="60"/>
+              <w:right w:type="dxa" w:w="90"/>
+            </w:tcMar>
+          </w:tcPr>
+          <w:p>
+            <w:pPr>
+              <w:spacing w:after="40" w:line="252"/>
+            </w:pPr>
+            <w:r>
+              <w:rPr>
+                <w:sz w:val="19"/>
+                <w:szCs w:val="19"/>
+              </w:rPr>
+              <w:t xml:space="preserve">BUNQNL2A (forme internationale : BUNQNL2AXXX)</w:t>
+            </w:r>
+          </w:p>
+        </w:tc>
+      </w:tr>
+      <w:tr>
+        <w:tc>
+          <w:tcPr>
+            <w:tcW w:type="dxa" w:w="3200"/>
+            <w:shd w:fill="FFFFFF" w:color="auto" w:val="clear"/>
+            <w:tcMar>
+              <w:top w:type="dxa" w:w="60"/>
+              <w:left w:type="dxa" w:w="90"/>
+              <w:bottom w:type="dxa" w:w="60"/>
+              <w:right w:type="dxa" w:w="90"/>
+            </w:tcMar>
+          </w:tcPr>
+          <w:p>
+            <w:pPr>
+              <w:spacing w:after="40" w:line="252"/>
+            </w:pPr>
+            <w:r>
+              <w:rPr>
+                <w:sz w:val="19"/>
+                <w:szCs w:val="19"/>
+              </w:rPr>
               <w:t xml:space="preserve">Méthodes de promotion</w:t>
             </w:r>
           </w:p>
@@ -2163,7 +2313,7 @@
         <w:tc>
           <w:tcPr>
             <w:tcW w:type="dxa" w:w="5820"/>
-            <w:shd w:fill="EEF3F8" w:color="auto" w:val="clear"/>
+            <w:shd w:fill="FFFFFF" w:color="auto" w:val="clear"/>
             <w:tcMar>
               <w:top w:type="dxa" w:w="60"/>
               <w:left w:type="dxa" w:w="90"/>

--- a/filon-backend/docs/FILON_Phase2_Affiliations.docx
+++ b/filon-backend/docs/FILON_Phase2_Affiliations.docx
@@ -878,7 +878,7 @@
                 <w:sz w:val="19"/>
                 <w:szCs w:val="19"/>
               </w:rPr>
-              <w:t xml:space="preserve">BE 1016.978.286 (BCE et TVA). Entreprise individuelle, Chaussée de Stockel 406, 1150 Woluwe-Saint-Pierre.</w:t>
+              <w:t xml:space="preserve">Ricardo Aimon, entreprise individuelle. BCE et TVA : BE 0797.756.902 (actif).</w:t>
             </w:r>
           </w:p>
         </w:tc>
@@ -1630,7 +1630,7 @@
                 <w:sz w:val="19"/>
                 <w:szCs w:val="19"/>
               </w:rPr>
-              <w:t xml:space="preserve">Freddy Mvogo Eloundou (entreprise individuelle)</w:t>
+              <w:t xml:space="preserve">Ricardo Aimon (entreprise individuelle, personne physique)</w:t>
             </w:r>
           </w:p>
         </w:tc>
@@ -1680,7 +1680,7 @@
                 <w:sz w:val="19"/>
                 <w:szCs w:val="19"/>
               </w:rPr>
-              <w:t xml:space="preserve">BE 1016.978.286</w:t>
+              <w:t xml:space="preserve">BE 0797.756.902</w:t>
             </w:r>
           </w:p>
         </w:tc>
@@ -1730,7 +1730,7 @@
                 <w:sz w:val="19"/>
                 <w:szCs w:val="19"/>
               </w:rPr>
-              <w:t xml:space="preserve">BE 1016.978.286</w:t>
+              <w:t xml:space="preserve">BE 0797.756.902</w:t>
             </w:r>
           </w:p>
         </w:tc>

--- a/filon-backend/docs/FILON_Phase2_Affiliations.docx
+++ b/filon-backend/docs/FILON_Phase2_Affiliations.docx
@@ -1174,7 +1174,7 @@
                 <w:sz w:val="19"/>
                 <w:szCs w:val="19"/>
               </w:rPr>
-              <w:t xml:space="preserve">contact@filon.be, partenaires@filon.be, presse@filon.be (évite les adresses gmail pour les candidatures).</w:t>
+              <w:t xml:space="preserve">contact@filon.be (créé, actif). Utiliser cette adresse pour toutes les candidatures ; éviter les adresses gmail.</w:t>
             </w:r>
           </w:p>
         </w:tc>
@@ -1198,7 +1198,7 @@
                 <w:sz w:val="19"/>
                 <w:szCs w:val="19"/>
               </w:rPr>
-              <w:t xml:space="preserve">À vérifier</w:t>
+              <w:t xml:space="preserve">OK</w:t>
             </w:r>
           </w:p>
         </w:tc>
@@ -2030,7 +2030,7 @@
                 <w:sz w:val="19"/>
                 <w:szCs w:val="19"/>
               </w:rPr>
-              <w:t xml:space="preserve">partenaires@filon.be</w:t>
+              <w:t xml:space="preserve">contact@filon.be</w:t>
             </w:r>
           </w:p>
         </w:tc>
@@ -6993,7 +6993,7 @@
                 <w:sz w:val="19"/>
                 <w:szCs w:val="19"/>
               </w:rPr>
-              <w:t xml:space="preserve">iGraal, Poulpeo, Widilo, Joko, eBuyClub. Ce sont des sources comparées par FILON et de futurs partenaires. Prise de contact commerciale (partenaires@filon.be) plutôt qu'inscription éditeur classique. À traiter après les réseaux.</w:t>
+              <w:t xml:space="preserve">iGraal, Poulpeo, Widilo, Joko, eBuyClub. Ce sont des sources comparées par FILON et de futurs partenaires. Prise de contact commerciale (contact@filon.be) plutôt qu'inscription éditeur classique. À traiter après les réseaux.</w:t>
             </w:r>
           </w:p>
         </w:tc>
@@ -7194,7 +7194,7 @@
                 <w:sz w:val="19"/>
                 <w:szCs w:val="19"/>
               </w:rPr>
-              <w:t xml:space="preserve">Freddy Mvogo Eloundou — FILON — partenaires@filon.be</w:t>
+              <w:t xml:space="preserve">Freddy Mvogo Eloundou — FILON — contact@filon.be</w:t>
             </w:r>
           </w:p>
         </w:tc>
@@ -10552,7 +10552,7 @@
           <w:sz w:val="18"/>
           <w:szCs w:val="18"/>
         </w:rPr>
-        <w:t xml:space="preserve">Fin du document — FILON, Phase 2. Toute question : partenaires@filon.be</w:t>
+        <w:t xml:space="preserve">Fin du document — FILON, Phase 2. Toute question : contact@filon.be</w:t>
       </w:r>
     </w:p>
     <w:sectPr>

--- a/filon-backend/docs/FILON_Phase2_Affiliations.docx
+++ b/filon-backend/docs/FILON_Phase2_Affiliations.docx
@@ -1780,7 +1780,7 @@
                 <w:sz w:val="19"/>
                 <w:szCs w:val="19"/>
               </w:rPr>
-              <w:t xml:space="preserve">Chaussée de Stockel 406, 1150 Woluwe-Saint-Pierre, Belgique</w:t>
+              <w:t xml:space="preserve">Avenue Dailly 89, 1030 Schaerbeek, Belgique</w:t>
             </w:r>
           </w:p>
         </w:tc>
